--- a/LMS_Portal_Project_Report.docx
+++ b/LMS_Portal_Project_Report.docx
@@ -12864,6 +12864,1266 @@
         </w:tc>
       </w:tr>
     </w:tbl>
+    <w:p>
+      <w:r>
+        <w:br w:type="page"/>
+      </w:r>
+    </w:p>
+    <w:p>
+      <w:pPr>
+        <w:jc w:val="center"/>
+      </w:pPr>
+      <w:r>
+        <w:rPr>
+          <w:rFonts w:ascii="Times New Roman" w:hAnsi="Times New Roman"/>
+          <w:b/>
+          <w:sz w:val="28"/>
+        </w:rPr>
+        <w:t>APPENDIX A – SYSTEM WORKFLOW AND OVERALL OPERATION</w:t>
+      </w:r>
+    </w:p>
+    <w:p>
+      <w:pPr>
+        <w:spacing w:after="120" w:line="276" w:lineRule="auto"/>
+        <w:jc w:val="both"/>
+      </w:pPr>
+      <w:r>
+        <w:rPr>
+          <w:rFonts w:ascii="Times New Roman" w:hAnsi="Times New Roman"/>
+          <w:sz w:val="24"/>
+        </w:rPr>
+        <w:t>The LMS Portal operates as an integrated web-based learning environment connecting Students, Instructors, and Administrators. The complete workflow begins when a new user creates an account or an existing user signs in. During registration, the user provides a name, email address, password, and selected role. The authentication layer checks the supplied credentials and creates a secure session using JWT-based authentication. The application then presents the appropriate dashboard according to the authenticated role.</w:t>
+      </w:r>
+    </w:p>
+    <w:p>
+      <w:pPr>
+        <w:spacing w:after="120" w:line="276" w:lineRule="auto"/>
+        <w:jc w:val="both"/>
+      </w:pPr>
+      <w:r>
+        <w:rPr>
+          <w:rFonts w:ascii="Times New Roman" w:hAnsi="Times New Roman"/>
+          <w:sz w:val="24"/>
+        </w:rPr>
+        <w:t>For a Student, the main workflow is course discovery, course selection, payment, enrollment, learning, and progress tracking. The student can browse published courses, inspect the course information, and initiate the purchase process. The payment request is handled through Stripe Checkout. After a successful transaction, an order record is maintained and the student becomes associated with the purchased course. The student can then access the lectures and update lecture completion status through the learning interface.</w:t>
+      </w:r>
+    </w:p>
+    <w:p>
+      <w:pPr>
+        <w:spacing w:after="120" w:line="276" w:lineRule="auto"/>
+        <w:jc w:val="both"/>
+      </w:pPr>
+      <w:r>
+        <w:rPr>
+          <w:rFonts w:ascii="Times New Roman" w:hAnsi="Times New Roman"/>
+          <w:sz w:val="24"/>
+        </w:rPr>
+        <w:t>For an Instructor, the workflow begins with authentication followed by access to the instructor dashboard. The instructor can create a course, provide its title, category, level, language, description, pricing, and image, and then add lectures. Course media such as images and lecture videos are handled through Cloudinary. After the course is published, students can discover and purchase it. The instructor dashboard also provides enrollment and revenue information derived from stored order and course data.</w:t>
+      </w:r>
+    </w:p>
+    <w:p>
+      <w:pPr>
+        <w:spacing w:after="120" w:line="276" w:lineRule="auto"/>
+        <w:jc w:val="both"/>
+      </w:pPr>
+      <w:r>
+        <w:rPr>
+          <w:rFonts w:ascii="Times New Roman" w:hAnsi="Times New Roman"/>
+          <w:sz w:val="24"/>
+        </w:rPr>
+        <w:t>The Admin workflow provides centralized supervision. Administrators can view platform statistics, manage users, review courses, and inspect orders. Role-based middleware prevents unauthorized access to protected administrative functions. Thus, the overall workflow forms a controlled cycle: authentication, role selection, content management, purchase or enrollment, learning activity, progress storage, and administrative monitoring.</w:t>
+      </w:r>
+    </w:p>
+    <w:p>
+      <w:r>
+        <w:br w:type="page"/>
+      </w:r>
+    </w:p>
+    <w:p>
+      <w:pPr>
+        <w:jc w:val="center"/>
+      </w:pPr>
+      <w:r>
+        <w:rPr>
+          <w:rFonts w:ascii="Times New Roman" w:hAnsi="Times New Roman"/>
+          <w:b/>
+          <w:sz w:val="28"/>
+        </w:rPr>
+        <w:t>APPENDIX B – STUDENT MODULE DETAILED DESCRIPTION</w:t>
+      </w:r>
+    </w:p>
+    <w:p>
+      <w:pPr>
+        <w:spacing w:after="120" w:line="276" w:lineRule="auto"/>
+        <w:jc w:val="both"/>
+      </w:pPr>
+      <w:r>
+        <w:rPr>
+          <w:rFonts w:ascii="Times New Roman" w:hAnsi="Times New Roman"/>
+          <w:sz w:val="24"/>
+        </w:rPr>
+        <w:t>The Student Module is designed around the learner's complete journey through the LMS Portal. The module provides authentication, course discovery, course information, purchasing, learning access, progress tracking, profile management, and access to previously purchased courses. The Student Home Page acts as the entry point after login and provides a hero section, course categories, featured course information, navigation to learning resources, and profile access.</w:t>
+      </w:r>
+    </w:p>
+    <w:p>
+      <w:pPr>
+        <w:spacing w:after="120" w:line="276" w:lineRule="auto"/>
+        <w:jc w:val="both"/>
+      </w:pPr>
+      <w:r>
+        <w:rPr>
+          <w:rFonts w:ascii="Times New Roman" w:hAnsi="Times New Roman"/>
+          <w:sz w:val="24"/>
+        </w:rPr>
+        <w:t>Course discovery allows students to browse the courses that have been published by instructors. Course information can include the course title, category, level, primary language, subtitle, description, image, and pricing. This information helps the student understand the learning resource before making a purchase. The course marketplace therefore acts as the connection between the content created by instructors and the learning requirements of students.</w:t>
+      </w:r>
+    </w:p>
+    <w:p>
+      <w:pPr>
+        <w:spacing w:after="120" w:line="276" w:lineRule="auto"/>
+        <w:jc w:val="both"/>
+      </w:pPr>
+      <w:r>
+        <w:rPr>
+          <w:rFonts w:ascii="Times New Roman" w:hAnsi="Times New Roman"/>
+          <w:sz w:val="24"/>
+        </w:rPr>
+        <w:t>The purchase workflow uses the Stripe Checkout integration described in the project. The student selects a course and initiates an order. The backend creates a Stripe Checkout Session and stores the relevant order information. Payment information is not handled directly by the application interface; instead, the payment gateway manages the checkout process. After the payment workflow is completed, the order data can be used to establish the student's course access.</w:t>
+      </w:r>
+    </w:p>
+    <w:p>
+      <w:pPr>
+        <w:spacing w:after="120" w:line="276" w:lineRule="auto"/>
+        <w:jc w:val="both"/>
+      </w:pPr>
+      <w:r>
+        <w:rPr>
+          <w:rFonts w:ascii="Times New Roman" w:hAnsi="Times New Roman"/>
+          <w:sz w:val="24"/>
+        </w:rPr>
+        <w:t>The My Courses area provides a focused view of purchased courses. The learning interface gives access to lectures and allows lecture completion information to be recorded. The Course Progress collection stores the user ID, course ID, completion state, and lecture-level viewed status. The Profile Page provides account information, security-related access, enrolled course information, role information, and membership details. Together, these features create a structured student learning experience within a single platform.</w:t>
+      </w:r>
+    </w:p>
+    <w:p>
+      <w:r>
+        <w:br w:type="page"/>
+      </w:r>
+    </w:p>
+    <w:p>
+      <w:pPr>
+        <w:jc w:val="center"/>
+      </w:pPr>
+      <w:r>
+        <w:rPr>
+          <w:rFonts w:ascii="Times New Roman" w:hAnsi="Times New Roman"/>
+          <w:b/>
+          <w:sz w:val="28"/>
+        </w:rPr>
+        <w:t>APPENDIX C – INSTRUCTOR MODULE DETAILED DESCRIPTION</w:t>
+      </w:r>
+    </w:p>
+    <w:p>
+      <w:pPr>
+        <w:spacing w:after="120" w:line="276" w:lineRule="auto"/>
+        <w:jc w:val="both"/>
+      </w:pPr>
+      <w:r>
+        <w:rPr>
+          <w:rFonts w:ascii="Times New Roman" w:hAnsi="Times New Roman"/>
+          <w:sz w:val="24"/>
+        </w:rPr>
+        <w:t>The Instructor Module provides the tools required to create and manage educational content. An instructor can register through the platform, authenticate securely, open the instructor dashboard, create courses, add lecture content, publish courses, and monitor student and revenue information. The module is therefore responsible for the content-production side of the LMS ecosystem.</w:t>
+      </w:r>
+    </w:p>
+    <w:p>
+      <w:pPr>
+        <w:spacing w:after="120" w:line="276" w:lineRule="auto"/>
+        <w:jc w:val="both"/>
+      </w:pPr>
+      <w:r>
+        <w:rPr>
+          <w:rFonts w:ascii="Times New Roman" w:hAnsi="Times New Roman"/>
+          <w:sz w:val="24"/>
+        </w:rPr>
+        <w:t>The course creation workflow starts with basic course metadata. The Course schema contains fields such as instructor ID, instructor name, title, category, level, primary language, subtitle, description, image, pricing, publication status, lectures, and enrolled students. This structure allows an instructor to create a complete course record rather than storing only a course title. The publication flag also provides a mechanism to distinguish a course being prepared from a course available to students.</w:t>
+      </w:r>
+    </w:p>
+    <w:p>
+      <w:pPr>
+        <w:spacing w:after="120" w:line="276" w:lineRule="auto"/>
+        <w:jc w:val="both"/>
+      </w:pPr>
+      <w:r>
+        <w:rPr>
+          <w:rFonts w:ascii="Times New Roman" w:hAnsi="Times New Roman"/>
+          <w:sz w:val="24"/>
+        </w:rPr>
+        <w:t>Lecture management forms an important part of the instructor workflow. A course can contain multiple lectures, and lecture records contain values such as lecture title, video URL, free-preview status, and Cloudinary public ID. Cloudinary is used for media storage so that large image and video assets do not have to be served directly from the application server. The returned media URL can then be associated with the corresponding course or lecture record.</w:t>
+      </w:r>
+    </w:p>
+    <w:p>
+      <w:pPr>
+        <w:spacing w:after="120" w:line="276" w:lineRule="auto"/>
+        <w:jc w:val="both"/>
+      </w:pPr>
+      <w:r>
+        <w:rPr>
+          <w:rFonts w:ascii="Times New Roman" w:hAnsi="Times New Roman"/>
+          <w:sz w:val="24"/>
+        </w:rPr>
+        <w:t>The Instructor Dashboard provides summary information about students and revenue. The Students List identifies the course, student name, and student email for enrollments. The Instructor Courses Page displays courses created by the instructor together with student and revenue information and actions for course management. These facilities give instructors a centralized workspace for maintaining educational content and observing the activity associated with their courses.</w:t>
+      </w:r>
+    </w:p>
+    <w:p>
+      <w:r>
+        <w:br w:type="page"/>
+      </w:r>
+    </w:p>
+    <w:p>
+      <w:pPr>
+        <w:jc w:val="center"/>
+      </w:pPr>
+      <w:r>
+        <w:rPr>
+          <w:rFonts w:ascii="Times New Roman" w:hAnsi="Times New Roman"/>
+          <w:b/>
+          <w:sz w:val="28"/>
+        </w:rPr>
+        <w:t>APPENDIX D – ADMIN MODULE DETAILED DESCRIPTION</w:t>
+      </w:r>
+    </w:p>
+    <w:p>
+      <w:pPr>
+        <w:spacing w:after="120" w:line="276" w:lineRule="auto"/>
+        <w:jc w:val="both"/>
+      </w:pPr>
+      <w:r>
+        <w:rPr>
+          <w:rFonts w:ascii="Times New Roman" w:hAnsi="Times New Roman"/>
+          <w:sz w:val="24"/>
+        </w:rPr>
+        <w:t>The Admin Module provides platform-wide control over the LMS Portal. Unlike the Student and Instructor modules, which focus on learning and content creation, the Admin Module is concerned with supervision, data management, and operational visibility. The administrative interface contains an overview dashboard and separate areas for users, courses, and orders.</w:t>
+      </w:r>
+    </w:p>
+    <w:p>
+      <w:pPr>
+        <w:spacing w:after="120" w:line="276" w:lineRule="auto"/>
+        <w:jc w:val="both"/>
+      </w:pPr>
+      <w:r>
+        <w:rPr>
+          <w:rFonts w:ascii="Times New Roman" w:hAnsi="Times New Roman"/>
+          <w:sz w:val="24"/>
+        </w:rPr>
+        <w:t>The Admin Overview Dashboard displays platform-level statistics including total users, students, instructors, total courses, total enrollments, and total revenue. These values provide a concise view of the state of the application. The sidebar navigation allows the administrator to move between the different management functions while keeping the administration interface separate from the student and instructor views.</w:t>
+      </w:r>
+    </w:p>
+    <w:p>
+      <w:pPr>
+        <w:spacing w:after="120" w:line="276" w:lineRule="auto"/>
+        <w:jc w:val="both"/>
+      </w:pPr>
+      <w:r>
+        <w:rPr>
+          <w:rFonts w:ascii="Times New Roman" w:hAnsi="Times New Roman"/>
+          <w:sz w:val="24"/>
+        </w:rPr>
+        <w:t>User Management provides a list of registered users with their names, email addresses, and roles. The administrator can change a user's role through the role selector and can remove users through the delete action. The interface also identifies the current administrator to avoid confusion when several users are listed. Course Management similarly displays published courses and provides information such as course, instructor, students, revenue, and available administrative actions.</w:t>
+      </w:r>
+    </w:p>
+    <w:p>
+      <w:pPr>
+        <w:spacing w:after="120" w:line="276" w:lineRule="auto"/>
+        <w:jc w:val="both"/>
+      </w:pPr>
+      <w:r>
+        <w:rPr>
+          <w:rFonts w:ascii="Times New Roman" w:hAnsi="Times New Roman"/>
+          <w:sz w:val="24"/>
+        </w:rPr>
+        <w:t>Order Management gives the administrator transaction visibility. The order view contains information such as course, student, amount, payment method, order ID, and date. This supports administrative review of course purchases. The module is protected through JWT authentication and role-based authorization. The project testing section confirms that unauthorized requests to protected admin routes are rejected and that a non-admin role cannot access administrative functionality. Thus, the Admin Module acts as the control center of the LMS Portal.</w:t>
+      </w:r>
+    </w:p>
+    <w:p>
+      <w:r>
+        <w:br w:type="page"/>
+      </w:r>
+    </w:p>
+    <w:p>
+      <w:pPr>
+        <w:jc w:val="center"/>
+      </w:pPr>
+      <w:r>
+        <w:rPr>
+          <w:rFonts w:ascii="Times New Roman" w:hAnsi="Times New Roman"/>
+          <w:b/>
+          <w:sz w:val="28"/>
+        </w:rPr>
+        <w:t>APPENDIX E – AUTHENTICATION AND AUTHORIZATION FLOW</w:t>
+      </w:r>
+    </w:p>
+    <w:p>
+      <w:pPr>
+        <w:spacing w:after="120" w:line="276" w:lineRule="auto"/>
+        <w:jc w:val="both"/>
+      </w:pPr>
+      <w:r>
+        <w:rPr>
+          <w:rFonts w:ascii="Times New Roman" w:hAnsi="Times New Roman"/>
+          <w:sz w:val="24"/>
+        </w:rPr>
+        <w:t>Authentication is the process used by the LMS Portal to verify the identity of a user. The project implements JWT-based authentication together with bcrypt password hashing. During registration, the password is converted into a secure hash before the User document is stored. The application therefore does not need to store the original password in plain text. During login, the supplied password is compared with the stored bcrypt hash.</w:t>
+      </w:r>
+    </w:p>
+    <w:p>
+      <w:pPr>
+        <w:spacing w:after="120" w:line="276" w:lineRule="auto"/>
+        <w:jc w:val="both"/>
+      </w:pPr>
+      <w:r>
+        <w:rPr>
+          <w:rFonts w:ascii="Times New Roman" w:hAnsi="Times New Roman"/>
+          <w:sz w:val="24"/>
+        </w:rPr>
+        <w:t>After successful login, the backend creates a JSON Web Token containing information such as the authenticated user's ID, username, and role. The token is signed using the application's JWT secret and has a defined expiration period. The project uses an HTTP-only cookie for the access token. Protected routes can then validate the token before allowing access to resources. The authentication context in the React frontend maintains the authenticated state and updates the interface after a successful login.</w:t>
+      </w:r>
+    </w:p>
+    <w:p>
+      <w:pPr>
+        <w:spacing w:after="120" w:line="276" w:lineRule="auto"/>
+        <w:jc w:val="both"/>
+      </w:pPr>
+      <w:r>
+        <w:rPr>
+          <w:rFonts w:ascii="Times New Roman" w:hAnsi="Times New Roman"/>
+          <w:sz w:val="24"/>
+        </w:rPr>
+        <w:t>Authorization is different from authentication. Authentication identifies the user, while authorization determines which operations that user is allowed to perform. The LMS Portal uses roles such as user/student, instructor, and admin. Role-based middleware can therefore reject requests that do not have the required permission. For example, a student should not be able to call instructor-only course-management endpoints, and ordinary users should not be able to access administrative management routes.</w:t>
+      </w:r>
+    </w:p>
+    <w:p>
+      <w:pPr>
+        <w:spacing w:after="120" w:line="276" w:lineRule="auto"/>
+        <w:jc w:val="both"/>
+      </w:pPr>
+      <w:r>
+        <w:rPr>
+          <w:rFonts w:ascii="Times New Roman" w:hAnsi="Times New Roman"/>
+          <w:sz w:val="24"/>
+        </w:rPr>
+        <w:t>The testing chapter demonstrates this behavior through security tests. An invalid or missing JWT results in an Unauthorized response, while a student token attempting to access instructor functionality results in a Forbidden response. These controls establish a security boundary between the major modules. In a production deployment, the same design should be combined with secure cookie settings, HTTPS, environment-based secrets, input validation, rate limiting, and careful handling of authentication failures.</w:t>
+      </w:r>
+    </w:p>
+    <w:p>
+      <w:r>
+        <w:br w:type="page"/>
+      </w:r>
+    </w:p>
+    <w:p>
+      <w:pPr>
+        <w:jc w:val="center"/>
+      </w:pPr>
+      <w:r>
+        <w:rPr>
+          <w:rFonts w:ascii="Times New Roman" w:hAnsi="Times New Roman"/>
+          <w:b/>
+          <w:sz w:val="28"/>
+        </w:rPr>
+        <w:t>APPENDIX F – COURSE CREATION AND CONTENT MANAGEMENT</w:t>
+      </w:r>
+    </w:p>
+    <w:p>
+      <w:pPr>
+        <w:spacing w:after="120" w:line="276" w:lineRule="auto"/>
+        <w:jc w:val="both"/>
+      </w:pPr>
+      <w:r>
+        <w:rPr>
+          <w:rFonts w:ascii="Times New Roman" w:hAnsi="Times New Roman"/>
+          <w:sz w:val="24"/>
+        </w:rPr>
+        <w:t>Course creation is one of the central operations of the LMS Portal. The Instructor Courses Page provides a Create New Course action through which an instructor can begin defining a learning resource. The course record contains structured information that supports both discovery and learning. Required values include the instructor identity, course title, category, and pricing, while additional fields provide level, language, subtitle, description, and image information.</w:t>
+      </w:r>
+    </w:p>
+    <w:p>
+      <w:pPr>
+        <w:spacing w:after="120" w:line="276" w:lineRule="auto"/>
+        <w:jc w:val="both"/>
+      </w:pPr>
+      <w:r>
+        <w:rPr>
+          <w:rFonts w:ascii="Times New Roman" w:hAnsi="Times New Roman"/>
+          <w:sz w:val="24"/>
+        </w:rPr>
+        <w:t>The publication state is represented by the isPublished field. This allows the application to keep a course in a preparation state before making it available to students. A published course can appear in the student-facing course marketplace. This separation is important because instructors may need to prepare multiple lectures, upload media, and review course information before the content should become visible to learners.</w:t>
+      </w:r>
+    </w:p>
+    <w:p>
+      <w:pPr>
+        <w:spacing w:after="120" w:line="276" w:lineRule="auto"/>
+        <w:jc w:val="both"/>
+      </w:pPr>
+      <w:r>
+        <w:rPr>
+          <w:rFonts w:ascii="Times New Roman" w:hAnsi="Times New Roman"/>
+          <w:sz w:val="24"/>
+        </w:rPr>
+        <w:t>Lectures are associated with courses through the lecture structure. Each lecture can have a title, video URL, free-preview flag, and media public ID. The use of Cloudinary provides a dedicated location for course images and video content. The application stores the returned media URL and relevant identifiers in the database. This architecture keeps the MongoDB documents focused on metadata while large media files are handled by the media service.</w:t>
+      </w:r>
+    </w:p>
+    <w:p>
+      <w:pPr>
+        <w:spacing w:after="120" w:line="276" w:lineRule="auto"/>
+        <w:jc w:val="both"/>
+      </w:pPr>
+      <w:r>
+        <w:rPr>
+          <w:rFonts w:ascii="Times New Roman" w:hAnsi="Times New Roman"/>
+          <w:sz w:val="24"/>
+        </w:rPr>
+        <w:t>Course updating is handled by the backend using an identifier for the selected course. The update operation receives the modified course data and persists the changes. Error handling is included for cases where the requested course does not exist. This course-management workflow demonstrates the CRUD pattern: creation of a new course, retrieval of course information, modification of course data, and administrative deletion when required. The result is a structured content-management process suitable for the three-role LMS architecture.</w:t>
+      </w:r>
+    </w:p>
+    <w:p>
+      <w:r>
+        <w:br w:type="page"/>
+      </w:r>
+    </w:p>
+    <w:p>
+      <w:pPr>
+        <w:jc w:val="center"/>
+      </w:pPr>
+      <w:r>
+        <w:rPr>
+          <w:rFonts w:ascii="Times New Roman" w:hAnsi="Times New Roman"/>
+          <w:b/>
+          <w:sz w:val="28"/>
+        </w:rPr>
+        <w:t>APPENDIX G – ENROLLMENT AND PAYMENT WORKFLOW</w:t>
+      </w:r>
+    </w:p>
+    <w:p>
+      <w:pPr>
+        <w:spacing w:after="120" w:line="276" w:lineRule="auto"/>
+        <w:jc w:val="both"/>
+      </w:pPr>
+      <w:r>
+        <w:rPr>
+          <w:rFonts w:ascii="Times New Roman" w:hAnsi="Times New Roman"/>
+          <w:sz w:val="24"/>
+        </w:rPr>
+        <w:t>The LMS Portal connects learning access with a course purchase workflow. When a student decides to purchase a course, the frontend sends the relevant course and user information to the backend order controller. The backend uses the Stripe SDK to create a Checkout Session. The session contains the product information, currency, amount, quantity, success URL, cancellation URL, and metadata such as the user ID and course ID.</w:t>
+      </w:r>
+    </w:p>
+    <w:p>
+      <w:pPr>
+        <w:spacing w:after="120" w:line="276" w:lineRule="auto"/>
+        <w:jc w:val="both"/>
+      </w:pPr>
+      <w:r>
+        <w:rPr>
+          <w:rFonts w:ascii="Times New Roman" w:hAnsi="Times New Roman"/>
+          <w:sz w:val="24"/>
+        </w:rPr>
+        <w:t>An Order document is also created to maintain a record of the transaction in the LMS database. The project schema stores fields such as user ID, user name, user email, order status, payment method, payment status, order date, payment ID, instructor information, course information, and pricing. The initial order status can be pending until the payment process is confirmed. This separation allows the application to maintain an internal record while Stripe manages the payment interaction.</w:t>
+      </w:r>
+    </w:p>
+    <w:p>
+      <w:pPr>
+        <w:spacing w:after="120" w:line="276" w:lineRule="auto"/>
+        <w:jc w:val="both"/>
+      </w:pPr>
+      <w:r>
+        <w:rPr>
+          <w:rFonts w:ascii="Times New Roman" w:hAnsi="Times New Roman"/>
+          <w:sz w:val="24"/>
+        </w:rPr>
+        <w:t>The project documentation describes webhook processing as part of the payment architecture. A successful Stripe event can be used to confirm the transaction and establish the student's enrollment in the purchased course. Webhook signature validation is important because the application should accept payment status changes only from verified Stripe events. The security testing section records that webhook events are validated using the signing secret.</w:t>
+      </w:r>
+    </w:p>
+    <w:p>
+      <w:pPr>
+        <w:spacing w:after="120" w:line="276" w:lineRule="auto"/>
+        <w:jc w:val="both"/>
+      </w:pPr>
+      <w:r>
+        <w:rPr>
+          <w:rFonts w:ascii="Times New Roman" w:hAnsi="Times New Roman"/>
+          <w:sz w:val="24"/>
+        </w:rPr>
+        <w:t>The payment workflow therefore consists of course selection, order creation, Stripe Checkout Session creation, external payment processing, webhook verification, order confirmation, and course enrollment. This approach reduces direct payment-handling responsibility in the application and provides a clear transaction trail. For deployment, environment variables should be used for Stripe credentials and application URLs, and payment-related logs should avoid exposing sensitive payment information.</w:t>
+      </w:r>
+    </w:p>
+    <w:p>
+      <w:r>
+        <w:br w:type="page"/>
+      </w:r>
+    </w:p>
+    <w:p>
+      <w:pPr>
+        <w:jc w:val="center"/>
+      </w:pPr>
+      <w:r>
+        <w:rPr>
+          <w:rFonts w:ascii="Times New Roman" w:hAnsi="Times New Roman"/>
+          <w:b/>
+          <w:sz w:val="28"/>
+        </w:rPr>
+        <w:t>APPENDIX H – COURSE PROGRESS AND LEARNING TRACKING</w:t>
+      </w:r>
+    </w:p>
+    <w:p>
+      <w:pPr>
+        <w:spacing w:after="120" w:line="276" w:lineRule="auto"/>
+        <w:jc w:val="both"/>
+      </w:pPr>
+      <w:r>
+        <w:rPr>
+          <w:rFonts w:ascii="Times New Roman" w:hAnsi="Times New Roman"/>
+          <w:sz w:val="24"/>
+        </w:rPr>
+        <w:t>Progress tracking is implemented to record how a student interacts with the lectures of an enrolled course. The Course Progress schema contains the user ID, course ID, a completed field, and an array called lecturesProgress. Each lecture-progress entry contains a lecture ID and a viewed status. This design provides both course-level and lecture-level information.</w:t>
+      </w:r>
+    </w:p>
+    <w:p>
+      <w:pPr>
+        <w:spacing w:after="120" w:line="276" w:lineRule="auto"/>
+        <w:jc w:val="both"/>
+      </w:pPr>
+      <w:r>
+        <w:rPr>
+          <w:rFonts w:ascii="Times New Roman" w:hAnsi="Times New Roman"/>
+          <w:sz w:val="24"/>
+        </w:rPr>
+        <w:t>When a student opens a lecture, the application can identify the corresponding lecture within the selected course. When the learner completes the required activity, the viewed state can be updated. The collection therefore supports a simple progress model in which the system can determine which lectures have been viewed and whether the overall course has reached completion. The project description identifies this as real-time course progress tracking.</w:t>
+      </w:r>
+    </w:p>
+    <w:p>
+      <w:pPr>
+        <w:spacing w:after="120" w:line="276" w:lineRule="auto"/>
+        <w:jc w:val="both"/>
+      </w:pPr>
+      <w:r>
+        <w:rPr>
+          <w:rFonts w:ascii="Times New Roman" w:hAnsi="Times New Roman"/>
+          <w:sz w:val="24"/>
+        </w:rPr>
+        <w:t>A progress tracker improves the organization of online learning because students do not need to remember which lecture they last completed. The same data can also support future features. For example, the project proposes certificate generation when lecture completion reaches 100 percent. Advanced analytics can use progress information to calculate completion rates, while future recommendation features can use learning history as one of several signals.</w:t>
+      </w:r>
+    </w:p>
+    <w:p>
+      <w:pPr>
+        <w:spacing w:after="120" w:line="276" w:lineRule="auto"/>
+        <w:jc w:val="both"/>
+      </w:pPr>
+      <w:r>
+        <w:rPr>
+          <w:rFonts w:ascii="Times New Roman" w:hAnsi="Times New Roman"/>
+          <w:sz w:val="24"/>
+        </w:rPr>
+        <w:t>The current progress model is intentionally simple and appropriate for the project scope. It records viewed status rather than attempting to measure every interaction with a video. A future version could store timestamps, watch duration, last position, quiz scores, assignment submissions, and completion dates. Such extensions would require additional database structures and validation rules. The existing Course Progress design provides a foundation for those enhancements while keeping the current implementation understandable and maintainable.</w:t>
+      </w:r>
+    </w:p>
+    <w:p>
+      <w:r>
+        <w:br w:type="page"/>
+      </w:r>
+    </w:p>
+    <w:p>
+      <w:pPr>
+        <w:jc w:val="center"/>
+      </w:pPr>
+      <w:r>
+        <w:rPr>
+          <w:rFonts w:ascii="Times New Roman" w:hAnsi="Times New Roman"/>
+          <w:b/>
+          <w:sz w:val="28"/>
+        </w:rPr>
+        <w:t>APPENDIX I – DATABASE DESIGN AND DATA RELATIONSHIPS</w:t>
+      </w:r>
+    </w:p>
+    <w:p>
+      <w:pPr>
+        <w:spacing w:after="120" w:line="276" w:lineRule="auto"/>
+        <w:jc w:val="both"/>
+      </w:pPr>
+      <w:r>
+        <w:rPr>
+          <w:rFonts w:ascii="Times New Roman" w:hAnsi="Times New Roman"/>
+          <w:sz w:val="24"/>
+        </w:rPr>
+        <w:t>MongoDB is used as the data layer of the LMS Portal through the Mongoose ODM. The project identifies User, Course, Order, Lecture, and Course Progress as the main data structures. Because MongoDB stores flexible BSON documents, related information can be represented within documents where appropriate while separate collections can be used for information that requires independent management.</w:t>
+      </w:r>
+    </w:p>
+    <w:p>
+      <w:pPr>
+        <w:spacing w:after="120" w:line="276" w:lineRule="auto"/>
+        <w:jc w:val="both"/>
+      </w:pPr>
+      <w:r>
+        <w:rPr>
+          <w:rFonts w:ascii="Times New Roman" w:hAnsi="Times New Roman"/>
+          <w:sz w:val="24"/>
+        </w:rPr>
+        <w:t>The User schema contains userName, userEmail, password, and role fields together with timestamps. A user's role determines the interface and permissions available after authentication. The Course schema identifies the instructor and stores course metadata, publication status, lectures, and student information. The Order schema stores purchase information and connects a student with a course and instructor through identifiers. Course Progress connects a user with a course and records lecture-level progress.</w:t>
+      </w:r>
+    </w:p>
+    <w:p>
+      <w:pPr>
+        <w:spacing w:after="120" w:line="276" w:lineRule="auto"/>
+        <w:jc w:val="both"/>
+      </w:pPr>
+      <w:r>
+        <w:rPr>
+          <w:rFonts w:ascii="Times New Roman" w:hAnsi="Times New Roman"/>
+          <w:sz w:val="24"/>
+        </w:rPr>
+        <w:t>The ER diagram in the original report illustrates the major relationships. A user can participate in an order, an instructor creates a course, a course contains lectures, and course-progress information associates a user and a course. These relationships represent the main business rules of the application. Although MongoDB is a document-oriented database rather than a relational database, the logical relationships can still be described using an ER-style model for project documentation.</w:t>
+      </w:r>
+    </w:p>
+    <w:p>
+      <w:pPr>
+        <w:spacing w:after="120" w:line="276" w:lineRule="auto"/>
+        <w:jc w:val="both"/>
+      </w:pPr>
+      <w:r>
+        <w:rPr>
+          <w:rFonts w:ascii="Times New Roman" w:hAnsi="Times New Roman"/>
+          <w:sz w:val="24"/>
+        </w:rPr>
+        <w:t>Mongoose schemas provide validation at the application model layer. Required fields help prevent incomplete documents from being saved, while enumerated values restrict role and level fields to supported choices. Unique email validation helps prevent duplicate user accounts. For a larger production system, database indexes should be considered for fields used frequently in authentication, course discovery, and order queries. Backup procedures and controlled database credentials are also important for protecting the stored learning and transaction data.</w:t>
+      </w:r>
+    </w:p>
+    <w:p>
+      <w:r>
+        <w:br w:type="page"/>
+      </w:r>
+    </w:p>
+    <w:p>
+      <w:pPr>
+        <w:jc w:val="center"/>
+      </w:pPr>
+      <w:r>
+        <w:rPr>
+          <w:rFonts w:ascii="Times New Roman" w:hAnsi="Times New Roman"/>
+          <w:b/>
+          <w:sz w:val="28"/>
+        </w:rPr>
+        <w:t>APPENDIX J – API DESIGN AND ENDPOINT ORGANIZATION</w:t>
+      </w:r>
+    </w:p>
+    <w:p>
+      <w:pPr>
+        <w:spacing w:after="120" w:line="276" w:lineRule="auto"/>
+        <w:jc w:val="both"/>
+      </w:pPr>
+      <w:r>
+        <w:rPr>
+          <w:rFonts w:ascii="Times New Roman" w:hAnsi="Times New Roman"/>
+          <w:sz w:val="24"/>
+        </w:rPr>
+        <w:t>The LMS Portal backend follows a REST-oriented API architecture using Node.js and Express.js. The frontend communicates with the backend through HTTP requests and JSON responses. The architectural diagram separates the API into functional areas including authentication routes, course routes, and order or payment routes. Middleware is placed between incoming requests and protected controllers to perform authentication and role-based authorization.</w:t>
+      </w:r>
+    </w:p>
+    <w:p>
+      <w:pPr>
+        <w:spacing w:after="120" w:line="276" w:lineRule="auto"/>
+        <w:jc w:val="both"/>
+      </w:pPr>
+      <w:r>
+        <w:rPr>
+          <w:rFonts w:ascii="Times New Roman" w:hAnsi="Times New Roman"/>
+          <w:sz w:val="24"/>
+        </w:rPr>
+        <w:t>Authentication endpoints handle operations such as registration and login. The registration controller checks whether a user with the supplied email or username already exists, hashes the password, creates a User document, and returns a success response. The login controller retrieves the user, compares the password using bcrypt, creates a JWT, and establishes the access-token cookie. These operations form the foundation for protected API access.</w:t>
+      </w:r>
+    </w:p>
+    <w:p>
+      <w:pPr>
+        <w:spacing w:after="120" w:line="276" w:lineRule="auto"/>
+        <w:jc w:val="both"/>
+      </w:pPr>
+      <w:r>
+        <w:rPr>
+          <w:rFonts w:ascii="Times New Roman" w:hAnsi="Times New Roman"/>
+          <w:sz w:val="24"/>
+        </w:rPr>
+        <w:t>Course endpoints support retrieval and management of course information. Students require access to published course information, while instructors require additional permissions to create and update courses. Administrative endpoints support user, course, and order management. The order controller communicates with Stripe to create Checkout Sessions and stores an internal order record. The separation into controllers helps keep individual business responsibilities organized.</w:t>
+      </w:r>
+    </w:p>
+    <w:p>
+      <w:pPr>
+        <w:spacing w:after="120" w:line="276" w:lineRule="auto"/>
+        <w:jc w:val="both"/>
+      </w:pPr>
+      <w:r>
+        <w:rPr>
+          <w:rFonts w:ascii="Times New Roman" w:hAnsi="Times New Roman"/>
+          <w:sz w:val="24"/>
+        </w:rPr>
+        <w:t>The testing section of the original report lists representative endpoint tests such as POST /auth/register, POST /auth/login, GET /courses, POST /order/create, and GET /admin/users. Expected results include successful registration, authentication, course retrieval, Stripe Checkout Session creation, and protected admin access. A consistent API response structure and centralized error handling can make the frontend easier to maintain. In deployment, environment variables should hold secrets and service URLs rather than hard-coding credentials into source files.</w:t>
+      </w:r>
+    </w:p>
+    <w:p>
+      <w:r>
+        <w:br w:type="page"/>
+      </w:r>
+    </w:p>
+    <w:p>
+      <w:pPr>
+        <w:jc w:val="center"/>
+      </w:pPr>
+      <w:r>
+        <w:rPr>
+          <w:rFonts w:ascii="Times New Roman" w:hAnsi="Times New Roman"/>
+          <w:b/>
+          <w:sz w:val="28"/>
+        </w:rPr>
+        <w:t>APPENDIX K – USER INTERFACE AND USER EXPERIENCE DESIGN</w:t>
+      </w:r>
+    </w:p>
+    <w:p>
+      <w:pPr>
+        <w:spacing w:after="120" w:line="276" w:lineRule="auto"/>
+        <w:jc w:val="both"/>
+      </w:pPr>
+      <w:r>
+        <w:rPr>
+          <w:rFonts w:ascii="Times New Roman" w:hAnsi="Times New Roman"/>
+          <w:sz w:val="24"/>
+        </w:rPr>
+        <w:t>The LMS Portal frontend uses React 18 with Vite, TailwindCSS, shadcn/ui, Radix UI primitives, React Router DOM, Axios, Framer Motion, and Lucide React. The interface follows a role-based design in which the same application provides different navigation and actions according to the authenticated user. This reduces unnecessary controls and keeps the major workflows focused on the user's responsibility.</w:t>
+      </w:r>
+    </w:p>
+    <w:p>
+      <w:pPr>
+        <w:spacing w:after="120" w:line="276" w:lineRule="auto"/>
+        <w:jc w:val="both"/>
+      </w:pPr>
+      <w:r>
+        <w:rPr>
+          <w:rFonts w:ascii="Times New Roman" w:hAnsi="Times New Roman"/>
+          <w:sz w:val="24"/>
+        </w:rPr>
+        <w:t>The authentication screens use a split-screen presentation. The Sign In page contains the LMSLearn branding and a login card, while the Sign Up page allows the user to choose Student or Instructor before entering account information. The Student Home Page contains a hero section, course exploration action, category filters, and featured course area. These screens establish a consistent visual identity using the warm mauve-plum palette documented in the original report.</w:t>
+      </w:r>
+    </w:p>
+    <w:p>
+      <w:pPr>
+        <w:spacing w:after="120" w:line="276" w:lineRule="auto"/>
+        <w:jc w:val="both"/>
+      </w:pPr>
+      <w:r>
+        <w:rPr>
+          <w:rFonts w:ascii="Times New Roman" w:hAnsi="Times New Roman"/>
+          <w:sz w:val="24"/>
+        </w:rPr>
+        <w:t>Administrative screens use a sidebar navigation model. The Admin Overview Dashboard presents metric cards, while Users, Courses, and Orders are separated into dedicated views. The Instructor interface follows a similar navigation pattern with dashboard and course management views. The Student interface focuses more strongly on content discovery and learning access. This role-specific structure reduces the amount of information that must be displayed at one time.</w:t>
+      </w:r>
+    </w:p>
+    <w:p>
+      <w:pPr>
+        <w:spacing w:after="120" w:line="276" w:lineRule="auto"/>
+        <w:jc w:val="both"/>
+      </w:pPr>
+      <w:r>
+        <w:rPr>
+          <w:rFonts w:ascii="Times New Roman" w:hAnsi="Times New Roman"/>
+          <w:sz w:val="24"/>
+        </w:rPr>
+        <w:t>Responsive design is supported through TailwindCSS utility classes. Components such as buttons, cards, forms, dialogs, and navigation elements can be reused across the application. The frontend communicates with the backend through Axios, and the authentication context keeps the current user state available to protected pages. From a usability perspective, clear navigation, consistent controls, meaningful empty states, and feedback after operations are important to maintaining a predictable learning experience.</w:t>
+      </w:r>
+    </w:p>
+    <w:p>
+      <w:r>
+        <w:br w:type="page"/>
+      </w:r>
+    </w:p>
+    <w:p>
+      <w:pPr>
+        <w:jc w:val="center"/>
+      </w:pPr>
+      <w:r>
+        <w:rPr>
+          <w:rFonts w:ascii="Times New Roman" w:hAnsi="Times New Roman"/>
+          <w:b/>
+          <w:sz w:val="28"/>
+        </w:rPr>
+        <w:t>APPENDIX L – ERROR HANDLING AND INPUT VALIDATION</w:t>
+      </w:r>
+    </w:p>
+    <w:p>
+      <w:pPr>
+        <w:spacing w:after="120" w:line="276" w:lineRule="auto"/>
+        <w:jc w:val="both"/>
+      </w:pPr>
+      <w:r>
+        <w:rPr>
+          <w:rFonts w:ascii="Times New Roman" w:hAnsi="Times New Roman"/>
+          <w:sz w:val="24"/>
+        </w:rPr>
+        <w:t>Reliable software must handle both valid and invalid user actions. In the LMS Portal, backend controllers return HTTP status codes and JSON messages to describe operation results. For example, the registration controller returns an error when an existing user is detected, while the course update controller returns a not-found response when the requested course ID does not exist. These responses allow the frontend to display appropriate feedback.</w:t>
+      </w:r>
+    </w:p>
+    <w:p>
+      <w:pPr>
+        <w:spacing w:after="120" w:line="276" w:lineRule="auto"/>
+        <w:jc w:val="both"/>
+      </w:pPr>
+      <w:r>
+        <w:rPr>
+          <w:rFonts w:ascii="Times New Roman" w:hAnsi="Times New Roman"/>
+          <w:sz w:val="24"/>
+        </w:rPr>
+        <w:t>Authentication errors are handled separately from ordinary application errors. Invalid credentials result in an Unauthorized response, while access to a protected resource without sufficient permissions results in a Forbidden response. This distinction is useful because it tells the client whether the problem is authentication or authorization. The testing chapter confirms these cases through security testing of protected routes.</w:t>
+      </w:r>
+    </w:p>
+    <w:p>
+      <w:pPr>
+        <w:spacing w:after="120" w:line="276" w:lineRule="auto"/>
+        <w:jc w:val="both"/>
+      </w:pPr>
+      <w:r>
+        <w:rPr>
+          <w:rFonts w:ascii="Times New Roman" w:hAnsi="Times New Roman"/>
+          <w:sz w:val="24"/>
+        </w:rPr>
+        <w:t>Database validation is provided through Mongoose schemas. Required fields prevent incomplete records, unique constraints support email uniqueness, and enumerated fields restrict values such as role and course level. The application should also validate incoming request bodies before performing database operations. This reduces the possibility of malformed data reaching business logic and makes error messages more predictable.</w:t>
+      </w:r>
+    </w:p>
+    <w:p>
+      <w:pPr>
+        <w:spacing w:after="120" w:line="276" w:lineRule="auto"/>
+        <w:jc w:val="both"/>
+      </w:pPr>
+      <w:r>
+        <w:rPr>
+          <w:rFonts w:ascii="Times New Roman" w:hAnsi="Times New Roman"/>
+          <w:sz w:val="24"/>
+        </w:rPr>
+        <w:t>For a production deployment, additional validation should be considered for file size and media type, course pricing ranges, email format, password strength, URL values, and request frequency. Sensitive errors should not expose database internals or secret configuration values. Logging should record enough information to diagnose operational problems without recording passwords, tokens, or sensitive payment information. A centralized error-handling middleware can further improve consistency across all Express routes.</w:t>
+      </w:r>
+    </w:p>
+    <w:p>
+      <w:r>
+        <w:br w:type="page"/>
+      </w:r>
+    </w:p>
+    <w:p>
+      <w:pPr>
+        <w:jc w:val="center"/>
+      </w:pPr>
+      <w:r>
+        <w:rPr>
+          <w:rFonts w:ascii="Times New Roman" w:hAnsi="Times New Roman"/>
+          <w:b/>
+          <w:sz w:val="28"/>
+        </w:rPr>
+        <w:t>APPENDIX M – SECURITY AND DATA PROTECTION MEASURES</w:t>
+      </w:r>
+    </w:p>
+    <w:p>
+      <w:pPr>
+        <w:spacing w:after="120" w:line="276" w:lineRule="auto"/>
+        <w:jc w:val="both"/>
+      </w:pPr>
+      <w:r>
+        <w:rPr>
+          <w:rFonts w:ascii="Times New Roman" w:hAnsi="Times New Roman"/>
+          <w:sz w:val="24"/>
+        </w:rPr>
+        <w:t>Security is an important requirement because the LMS Portal stores user accounts, course information, learning progress, and transaction records. The project already identifies JWT authentication, bcrypt password hashing, role-based middleware, and Stripe webhook signature validation as key security controls. These mechanisms provide separate layers of protection rather than relying on a single security feature.</w:t>
+      </w:r>
+    </w:p>
+    <w:p>
+      <w:pPr>
+        <w:spacing w:after="120" w:line="276" w:lineRule="auto"/>
+        <w:jc w:val="both"/>
+      </w:pPr>
+      <w:r>
+        <w:rPr>
+          <w:rFonts w:ascii="Times New Roman" w:hAnsi="Times New Roman"/>
+          <w:sz w:val="24"/>
+        </w:rPr>
+        <w:t>Password protection begins with bcrypt hashing. A user's original password is not intended to be stored directly in MongoDB. During login, bcrypt compares the supplied password with the stored hash. Authentication then produces a JWT that represents the authenticated session. The project stores this token in an HTTP-only cookie, which prevents normal client-side JavaScript from directly reading the cookie value.</w:t>
+      </w:r>
+    </w:p>
+    <w:p>
+      <w:pPr>
+        <w:spacing w:after="120" w:line="276" w:lineRule="auto"/>
+        <w:jc w:val="both"/>
+      </w:pPr>
+      <w:r>
+        <w:rPr>
+          <w:rFonts w:ascii="Times New Roman" w:hAnsi="Times New Roman"/>
+          <w:sz w:val="24"/>
+        </w:rPr>
+        <w:t>Authorization ensures that authenticated users can only perform actions allowed by their role. Student, instructor, and admin permissions should be enforced on the server, not only hidden in the frontend. This is particularly important for operations such as deleting users, modifying courses, or viewing administrative orders. The project testing confirms that protected routes reject missing credentials and inappropriate roles.</w:t>
+      </w:r>
+    </w:p>
+    <w:p>
+      <w:pPr>
+        <w:spacing w:after="120" w:line="276" w:lineRule="auto"/>
+        <w:jc w:val="both"/>
+      </w:pPr>
+      <w:r>
+        <w:rPr>
+          <w:rFonts w:ascii="Times New Roman" w:hAnsi="Times New Roman"/>
+          <w:sz w:val="24"/>
+        </w:rPr>
+        <w:t>Deployment security should additionally use HTTPS, secure cookies, environment variables for secrets, restricted database access, and regular dependency updates. Payment webhooks must validate the Stripe signing secret before changing order state. Cloudinary credentials should remain server-side. Security logs should be reviewed for repeated failed authentication and suspicious access patterns. These measures extend the security principles already present in the project and help protect the confidentiality and integrity of LMS data.</w:t>
+      </w:r>
+    </w:p>
+    <w:p>
+      <w:r>
+        <w:br w:type="page"/>
+      </w:r>
+    </w:p>
+    <w:p>
+      <w:pPr>
+        <w:jc w:val="center"/>
+      </w:pPr>
+      <w:r>
+        <w:rPr>
+          <w:rFonts w:ascii="Times New Roman" w:hAnsi="Times New Roman"/>
+          <w:b/>
+          <w:sz w:val="28"/>
+        </w:rPr>
+        <w:t>APPENDIX N – PERFORMANCE AND SCALABILITY CONSIDERATIONS</w:t>
+      </w:r>
+    </w:p>
+    <w:p>
+      <w:pPr>
+        <w:spacing w:after="120" w:line="276" w:lineRule="auto"/>
+        <w:jc w:val="both"/>
+      </w:pPr>
+      <w:r>
+        <w:rPr>
+          <w:rFonts w:ascii="Times New Roman" w:hAnsi="Times New Roman"/>
+          <w:sz w:val="24"/>
+        </w:rPr>
+        <w:t>The LMS Portal is designed as a cloud-enabled full-stack application, but performance depends on how the frontend, backend, database, and external services are used. The project identifies Vite-based frontend optimization, lazy loading, MongoDB Atlas, and Cloudinary media storage as components that support efficient operation. Separating large media files from the application server is particularly useful because video content can consume significant bandwidth.</w:t>
+      </w:r>
+    </w:p>
+    <w:p>
+      <w:pPr>
+        <w:spacing w:after="120" w:line="276" w:lineRule="auto"/>
+        <w:jc w:val="both"/>
+      </w:pPr>
+      <w:r>
+        <w:rPr>
+          <w:rFonts w:ascii="Times New Roman" w:hAnsi="Times New Roman"/>
+          <w:sz w:val="24"/>
+        </w:rPr>
+        <w:t>On the frontend, React components should be organized so that only the required views and resources are loaded when necessary. Lazy loading can reduce the initial bundle cost for larger applications. TailwindCSS supports compact styling without requiring a large collection of manually maintained CSS files. Reusable components also reduce duplication and make performance improvements easier to apply consistently.</w:t>
+      </w:r>
+    </w:p>
+    <w:p>
+      <w:pPr>
+        <w:spacing w:after="120" w:line="276" w:lineRule="auto"/>
+        <w:jc w:val="both"/>
+      </w:pPr>
+      <w:r>
+        <w:rPr>
+          <w:rFonts w:ascii="Times New Roman" w:hAnsi="Times New Roman"/>
+          <w:sz w:val="24"/>
+        </w:rPr>
+        <w:t>On the backend, REST API endpoints should avoid unnecessary database operations. Queries should return only the information required by the requesting view where practical. Frequently accessed fields can be indexed in MongoDB. Pagination can be introduced for large user, course, and order lists. Aggregation operations used for revenue and enrollment statistics should be designed carefully as data volume increases.</w:t>
+      </w:r>
+    </w:p>
+    <w:p>
+      <w:pPr>
+        <w:spacing w:after="120" w:line="276" w:lineRule="auto"/>
+        <w:jc w:val="both"/>
+      </w:pPr>
+      <w:r>
+        <w:rPr>
+          <w:rFonts w:ascii="Times New Roman" w:hAnsi="Times New Roman"/>
+          <w:sz w:val="24"/>
+        </w:rPr>
+        <w:t>Scalability also requires attention to external services. Cloudinary can handle media delivery separately from the application server, while Stripe handles payment checkout. MongoDB Atlas provides a cloud-hosted database environment. If the number of users grows significantly, the backend can be deployed behind a load balancer with multiple application instances, provided session and authentication behavior is designed appropriately. Monitoring API response time, database latency, error rate, and media delivery performance would provide the measurements needed for future optimization.</w:t>
+      </w:r>
+    </w:p>
+    <w:p>
+      <w:r>
+        <w:br w:type="page"/>
+      </w:r>
+    </w:p>
+    <w:p>
+      <w:pPr>
+        <w:jc w:val="center"/>
+      </w:pPr>
+      <w:r>
+        <w:rPr>
+          <w:rFonts w:ascii="Times New Roman" w:hAnsi="Times New Roman"/>
+          <w:b/>
+          <w:sz w:val="28"/>
+        </w:rPr>
+        <w:t>APPENDIX O – DEPLOYMENT AND CONFIGURATION GUIDE</w:t>
+      </w:r>
+    </w:p>
+    <w:p>
+      <w:pPr>
+        <w:spacing w:after="120" w:line="276" w:lineRule="auto"/>
+        <w:jc w:val="both"/>
+      </w:pPr>
+      <w:r>
+        <w:rPr>
+          <w:rFonts w:ascii="Times New Roman" w:hAnsi="Times New Roman"/>
+          <w:sz w:val="24"/>
+        </w:rPr>
+        <w:t>The project distinguishes between local development and cloud production deployment. During development, the React frontend, Express backend, and MongoDB connection can be configured for a local environment or a development database. In production, the application can use MongoDB Atlas, Cloudinary, and Stripe as managed external services. Configuration values should be stored in environment variables rather than directly inside the source code.</w:t>
+      </w:r>
+    </w:p>
+    <w:p>
+      <w:pPr>
+        <w:spacing w:after="120" w:line="276" w:lineRule="auto"/>
+        <w:jc w:val="both"/>
+      </w:pPr>
+      <w:r>
+        <w:rPr>
+          <w:rFonts w:ascii="Times New Roman" w:hAnsi="Times New Roman"/>
+          <w:sz w:val="24"/>
+        </w:rPr>
+        <w:t>Typical backend configuration includes the MongoDB connection string, JWT secret, Stripe secret key, Stripe webhook secret, Cloudinary credentials, and the client application URL. The frontend requires the backend API base URL so that Axios requests can be directed to the correct environment. Different values should be maintained for development and production to avoid accidentally connecting a development application to production resources.</w:t>
+      </w:r>
+    </w:p>
+    <w:p>
+      <w:pPr>
+        <w:spacing w:after="120" w:line="276" w:lineRule="auto"/>
+        <w:jc w:val="both"/>
+      </w:pPr>
+      <w:r>
+        <w:rPr>
+          <w:rFonts w:ascii="Times New Roman" w:hAnsi="Times New Roman"/>
+          <w:sz w:val="24"/>
+        </w:rPr>
+        <w:t>A deployment procedure should begin with installing dependencies, configuring environment variables, creating or connecting the database, configuring Cloudinary, and configuring Stripe. The backend is then started and verified through authentication and API checks. The frontend is built using the Vite production build process and served from the selected hosting environment. Payment success and cancellation routes should be tested, and Stripe webhook delivery should be verified before real transactions are enabled.</w:t>
+      </w:r>
+    </w:p>
+    <w:p>
+      <w:pPr>
+        <w:spacing w:after="120" w:line="276" w:lineRule="auto"/>
+        <w:jc w:val="both"/>
+      </w:pPr>
+      <w:r>
+        <w:rPr>
+          <w:rFonts w:ascii="Times New Roman" w:hAnsi="Times New Roman"/>
+          <w:sz w:val="24"/>
+        </w:rPr>
+        <w:t>Operational deployment should also include backup and recovery procedures. Database credentials should have the minimum required permissions, and access to administrative dashboards should be restricted. Logs should be collected for application errors and important operational events. Before each release, authentication, course creation, course purchase, lecture access, progress tracking, and admin functions should be tested. This creates a repeatable deployment process rather than treating deployment as a one-time manual activity.</w:t>
+      </w:r>
+    </w:p>
+    <w:p>
+      <w:r>
+        <w:br w:type="page"/>
+      </w:r>
+    </w:p>
+    <w:p>
+      <w:pPr>
+        <w:jc w:val="center"/>
+      </w:pPr>
+      <w:r>
+        <w:rPr>
+          <w:rFonts w:ascii="Times New Roman" w:hAnsi="Times New Roman"/>
+          <w:b/>
+          <w:sz w:val="28"/>
+        </w:rPr>
+        <w:t>APPENDIX P – MAINTENANCE, BACKUP, AND SUPPORT PROCEDURES</w:t>
+      </w:r>
+    </w:p>
+    <w:p>
+      <w:pPr>
+        <w:spacing w:after="120" w:line="276" w:lineRule="auto"/>
+        <w:jc w:val="both"/>
+      </w:pPr>
+      <w:r>
+        <w:rPr>
+          <w:rFonts w:ascii="Times New Roman" w:hAnsi="Times New Roman"/>
+          <w:sz w:val="24"/>
+        </w:rPr>
+        <w:t>Maintenance ensures that the LMS Portal remains usable after the initial project implementation. Maintenance activities can be divided into corrective, adaptive, perfective, and preventive maintenance. Corrective maintenance addresses defects discovered after deployment. Adaptive maintenance updates the application when operating systems, browsers, APIs, or external services change. Perfective maintenance improves usability or functionality, while preventive maintenance reduces the probability of future failures.</w:t>
+      </w:r>
+    </w:p>
+    <w:p>
+      <w:pPr>
+        <w:spacing w:after="120" w:line="276" w:lineRule="auto"/>
+        <w:jc w:val="both"/>
+      </w:pPr>
+      <w:r>
+        <w:rPr>
+          <w:rFonts w:ascii="Times New Roman" w:hAnsi="Times New Roman"/>
+          <w:sz w:val="24"/>
+        </w:rPr>
+        <w:t>Database maintenance should include regular backups of MongoDB data and periodic verification that backups can actually be restored. Course records, user accounts, order information, and progress data are all important to the operation of the LMS. Media stored through Cloudinary should be managed separately, and the application should retain the necessary public identifiers and URLs required to reconnect database records with media assets.</w:t>
+      </w:r>
+    </w:p>
+    <w:p>
+      <w:pPr>
+        <w:spacing w:after="120" w:line="276" w:lineRule="auto"/>
+        <w:jc w:val="both"/>
+      </w:pPr>
+      <w:r>
+        <w:rPr>
+          <w:rFonts w:ascii="Times New Roman" w:hAnsi="Times New Roman"/>
+          <w:sz w:val="24"/>
+        </w:rPr>
+        <w:t>Application maintenance should include dependency review, log inspection, error analysis, and security checks. The React frontend and Express backend depend on third-party libraries, while Stripe and Cloudinary integrations depend on external APIs. Changes to those services should be tested in a controlled environment before being introduced into production. Environment variables and credentials should be reviewed during deployment and should not be committed to version control.</w:t>
+      </w:r>
+    </w:p>
+    <w:p>
+      <w:pPr>
+        <w:spacing w:after="120" w:line="276" w:lineRule="auto"/>
+        <w:jc w:val="both"/>
+      </w:pPr>
+      <w:r>
+        <w:rPr>
+          <w:rFonts w:ascii="Times New Roman" w:hAnsi="Times New Roman"/>
+          <w:sz w:val="24"/>
+        </w:rPr>
+        <w:t>Support procedures should provide a simple path for reporting account, course, payment, and technical problems. Administrators can review user and order information when investigating platform issues. For a future production version, automated monitoring could alert the development team when API errors, database failures, or payment webhook problems exceed defined thresholds. A documented maintenance checklist would help future student developers understand how to operate the system after the original project team completes the academic submission.</w:t>
+      </w:r>
+    </w:p>
+    <w:p>
+      <w:r>
+        <w:br w:type="page"/>
+      </w:r>
+    </w:p>
+    <w:p>
+      <w:pPr>
+        <w:jc w:val="center"/>
+      </w:pPr>
+      <w:r>
+        <w:rPr>
+          <w:rFonts w:ascii="Times New Roman" w:hAnsi="Times New Roman"/>
+          <w:b/>
+          <w:sz w:val="28"/>
+        </w:rPr>
+        <w:t>APPENDIX Q – USER MANUAL AND OPERATING PROCEDURE</w:t>
+      </w:r>
+    </w:p>
+    <w:p>
+      <w:pPr>
+        <w:spacing w:after="120" w:line="276" w:lineRule="auto"/>
+        <w:jc w:val="both"/>
+      </w:pPr>
+      <w:r>
+        <w:rPr>
+          <w:rFonts w:ascii="Times New Roman" w:hAnsi="Times New Roman"/>
+          <w:sz w:val="24"/>
+        </w:rPr>
+        <w:t>A student begins by opening the LMS Portal and selecting Sign Up if an account does not already exist. The registration form requires the user's name, email, password, and selected role. After successful registration, the user can sign in. Existing users enter their email and password on the Sign In page. The application then directs the user to the appropriate role-based interface.</w:t>
+      </w:r>
+    </w:p>
+    <w:p>
+      <w:pPr>
+        <w:spacing w:after="120" w:line="276" w:lineRule="auto"/>
+        <w:jc w:val="both"/>
+      </w:pPr>
+      <w:r>
+        <w:rPr>
+          <w:rFonts w:ascii="Times New Roman" w:hAnsi="Times New Roman"/>
+          <w:sz w:val="24"/>
+        </w:rPr>
+        <w:t>Students can use the Home Page to explore available courses. The category controls provide a simple method of browsing the course collection. Selecting a course allows the student to review its details and initiate the purchase process. When payment is completed successfully, the student can access the purchased course through My Courses. The learning interface presents the available lectures and records progress as lectures are viewed.</w:t>
+      </w:r>
+    </w:p>
+    <w:p>
+      <w:pPr>
+        <w:spacing w:after="120" w:line="276" w:lineRule="auto"/>
+        <w:jc w:val="both"/>
+      </w:pPr>
+      <w:r>
+        <w:rPr>
+          <w:rFonts w:ascii="Times New Roman" w:hAnsi="Times New Roman"/>
+          <w:sz w:val="24"/>
+        </w:rPr>
+        <w:t>Instructors select the Instructor role during registration and then use the Instructor Dashboard. The instructor can create a new course, provide the course metadata, add lectures, upload media, and publish the course. The Courses page provides a list of created courses and management actions. The dashboard also displays student and revenue information associated with the instructor's courses.</w:t>
+      </w:r>
+    </w:p>
+    <w:p>
+      <w:pPr>
+        <w:spacing w:after="120" w:line="276" w:lineRule="auto"/>
+        <w:jc w:val="both"/>
+      </w:pPr>
+      <w:r>
+        <w:rPr>
+          <w:rFonts w:ascii="Times New Roman" w:hAnsi="Times New Roman"/>
+          <w:sz w:val="24"/>
+        </w:rPr>
+        <w:t>Administrators use the Admin Panel after authentication with an administrator account. The Overview page displays platform metrics. The Users page provides user and role management, the Courses page provides course oversight, and the Orders page provides transaction information. Users should sign out after completing their work, particularly on shared computers. If an error occurs, the user should record the page, operation, and visible message so that an administrator or developer can reproduce the problem.</w:t>
+      </w:r>
+    </w:p>
+    <w:p>
+      <w:r>
+        <w:br w:type="page"/>
+      </w:r>
+    </w:p>
+    <w:p>
+      <w:pPr>
+        <w:jc w:val="center"/>
+      </w:pPr>
+      <w:r>
+        <w:rPr>
+          <w:rFonts w:ascii="Times New Roman" w:hAnsi="Times New Roman"/>
+          <w:b/>
+          <w:sz w:val="28"/>
+        </w:rPr>
+        <w:t>APPENDIX R – PROJECT LIMITATIONS, EVALUATION, AND OVERALL FINDINGS</w:t>
+      </w:r>
+    </w:p>
+    <w:p>
+      <w:pPr>
+        <w:spacing w:after="120" w:line="276" w:lineRule="auto"/>
+        <w:jc w:val="both"/>
+      </w:pPr>
+      <w:r>
+        <w:rPr>
+          <w:rFonts w:ascii="Times New Roman" w:hAnsi="Times New Roman"/>
+          <w:sz w:val="24"/>
+        </w:rPr>
+        <w:t>The LMS Portal implements the core functionality required for a full-stack learning management system, but the current project scope has limitations. The implemented progress model records lecture viewing status rather than a complete learning analytics history. The current system also does not include the advanced quiz, assignment, certificate, discussion forum, live classroom, or mobile application features listed as future enhancements. These limitations define a clear boundary between the submitted implementation and possible future versions.</w:t>
+      </w:r>
+    </w:p>
+    <w:p>
+      <w:pPr>
+        <w:spacing w:after="120" w:line="276" w:lineRule="auto"/>
+        <w:jc w:val="both"/>
+      </w:pPr>
+      <w:r>
+        <w:rPr>
+          <w:rFonts w:ascii="Times New Roman" w:hAnsi="Times New Roman"/>
+          <w:sz w:val="24"/>
+        </w:rPr>
+        <w:t>The testing chapter records successful functional tests for registration, login, course retrieval, order creation, and administrative access. User acceptance scenarios cover student registration, course purchase, lecture progress, instructor course publication, instructor revenue viewing, and administrator management. Security tests verify unauthorized and role-inappropriate requests. These results demonstrate that the principal workflows described in the report were considered during validation.</w:t>
+      </w:r>
+    </w:p>
+    <w:p>
+      <w:pPr>
+        <w:spacing w:after="120" w:line="276" w:lineRule="auto"/>
+        <w:jc w:val="both"/>
+      </w:pPr>
+      <w:r>
+        <w:rPr>
+          <w:rFonts w:ascii="Times New Roman" w:hAnsi="Times New Roman"/>
+          <w:sz w:val="24"/>
+        </w:rPr>
+        <w:t>The architecture also provides a useful separation of responsibilities. React handles the presentation layer, Express and Node.js provide business logic and APIs, MongoDB stores application data, Cloudinary handles media assets, and Stripe handles payment checkout. The role-based model separates Student, Instructor, and Admin responsibilities. This modular structure makes the project suitable as an academic demonstration of full-stack web development and provides a foundation for later expansion.</w:t>
+      </w:r>
+    </w:p>
+    <w:p>
+      <w:pPr>
+        <w:spacing w:after="120" w:line="276" w:lineRule="auto"/>
+        <w:jc w:val="both"/>
+      </w:pPr>
+      <w:r>
+        <w:rPr>
+          <w:rFonts w:ascii="Times New Roman" w:hAnsi="Times New Roman"/>
+          <w:sz w:val="24"/>
+        </w:rPr>
+        <w:t>Overall, the detailed analysis shows that the LMS Portal is organized around a complete digital learning workflow rather than a collection of independent pages. Authentication controls access, course management creates educational content, payment connects students with paid courses, progress tracking records learning activity, and administration provides platform oversight. The existing Chapters I–IX document the core implementation, while these appendices provide additional operational, technical, and user-oriented detail. Together, the expanded material gives the final-year project a more comprehensive documentation structure without changing the core system described in the original report.</w:t>
+      </w:r>
+    </w:p>
     <w:sectPr>
       <w:pgSz w:w="11906" w:h="16838"/>
       <w:pgMar w:top="1440" w:right="1440" w:bottom="1440" w:left="1803" w:header="720" w:footer="720" w:gutter="0"/>
